--- a/resources/templates/11审计取证单.docx
+++ b/resources/templates/11审计取证单.docx
@@ -33,73 +33,13 @@
         </w:rPr>
       </w:pPr>
       <w:r>
-        <w:rPr>
-          <w:rFonts w:hint="eastAsia" w:ascii="Times New Roman" w:hAnsi="Times New Roman"/>
-          <w:lang w:eastAsia="zh-CN"/>
-        </w:rPr>
-        <w:t>编号：</w:t>
-      </w:r>
-      <w:r>
-        <w:rPr>
-          <w:rFonts w:ascii="Times New Roman" w:hAnsi="Times New Roman"/>
-        </w:rPr>
-        <w:t xml:space="preserve">      </w:t>
-      </w:r>
-      <w:r>
-        <w:rPr>
-          <w:rFonts w:ascii="Times New Roman" w:hAnsi="Times New Roman"/>
-        </w:rPr>
+        <w:t xml:space="preserve">编号：{serialNumber}      </w:t>
         <w:tab/>
-      </w:r>
-      <w:r>
-        <w:rPr>
-          <w:rFonts w:ascii="Times New Roman" w:hAnsi="Times New Roman"/>
-        </w:rPr>
         <w:tab/>
-      </w:r>
-      <w:r>
-        <w:rPr>
-          <w:rFonts w:ascii="Times New Roman" w:hAnsi="Times New Roman"/>
-        </w:rPr>
         <w:tab/>
-      </w:r>
-      <w:r>
-        <w:rPr>
-          <w:rFonts w:ascii="Times New Roman" w:hAnsi="Times New Roman"/>
-        </w:rPr>
         <w:tab/>
-      </w:r>
-      <w:r>
-        <w:rPr>
-          <w:rFonts w:ascii="Times New Roman" w:hAnsi="Times New Roman"/>
-        </w:rPr>
         <w:tab/>
-      </w:r>
-      <w:r>
-        <w:rPr>
-          <w:rFonts w:ascii="Times New Roman" w:hAnsi="Times New Roman"/>
-        </w:rPr>
-        <w:t xml:space="preserve">                          </w:t>
-      </w:r>
-      <w:r>
-        <w:rPr>
-          <w:rFonts w:hint="eastAsia" w:ascii="Times New Roman" w:hAnsi="Times New Roman"/>
-        </w:rPr>
-        <w:t xml:space="preserve">  </w:t>
-      </w:r>
-      <w:bookmarkStart w:id="0" w:name="_GoBack"/>
-      <w:bookmarkEnd w:id="0"/>
-      <w:r>
-        <w:rPr>
-          <w:rFonts w:hint="eastAsia" w:ascii="Times New Roman" w:hAnsi="Times New Roman"/>
-        </w:rPr>
-        <w:t xml:space="preserve"> </w:t>
-      </w:r>
-      <w:r>
-        <w:rPr>
-          <w:rFonts w:ascii="Times New Roman" w:hAnsi="Times New Roman"/>
-        </w:rPr>
-        <w:t>第     页（共    页）</w:t>
+        <w:t xml:space="preserve">                             第     页（共    页）</w:t>
       </w:r>
     </w:p>
     <w:tbl>
@@ -171,10 +111,7 @@
               </w:rPr>
             </w:pPr>
             <w:r>
-              <w:rPr>
-                <w:rFonts w:ascii="Times New Roman" w:hAnsi="Times New Roman"/>
-              </w:rPr>
-              <w:t>项目名称</w:t>
+              <w:t>{projectName}</w:t>
             </w:r>
           </w:p>
         </w:tc>
@@ -230,38 +167,17 @@
               </w:rPr>
             </w:pPr>
             <w:r>
-              <w:rPr>
-                <w:rFonts w:ascii="Times New Roman" w:hAnsi="Times New Roman"/>
-              </w:rPr>
-              <w:t>被审计</w:t>
-            </w:r>
-            <w:r>
+              <w:t>{auditedUnit}</w:t>
+            </w:r>
+          </w:p>
+          <w:p>
+            <w:pPr>
+              <w:jc w:val="center"/>
               <w:rPr>
                 <w:rFonts w:hint="eastAsia" w:ascii="Times New Roman" w:hAnsi="Times New Roman"/>
-                <w:i/>
-              </w:rPr>
-              <w:t>（调查）</w:t>
-            </w:r>
-          </w:p>
-          <w:p>
-            <w:pPr>
-              <w:jc w:val="center"/>
-              <w:rPr>
-                <w:rFonts w:hint="eastAsia" w:ascii="Times New Roman" w:hAnsi="Times New Roman"/>
-              </w:rPr>
-            </w:pPr>
-            <w:r>
-              <w:rPr>
-                <w:rFonts w:ascii="Times New Roman" w:hAnsi="Times New Roman"/>
-              </w:rPr>
-              <w:t>单位</w:t>
-            </w:r>
-            <w:r>
-              <w:rPr>
-                <w:rFonts w:hint="eastAsia" w:ascii="Times New Roman" w:hAnsi="Times New Roman"/>
-              </w:rPr>
-              <w:t>或个人</w:t>
-            </w:r>
+              </w:rPr>
+            </w:pPr>
+            <w:r/>
           </w:p>
         </w:tc>
         <w:tc>
@@ -316,23 +232,7 @@
               </w:rPr>
             </w:pPr>
             <w:r>
-              <w:rPr>
-                <w:rFonts w:ascii="Times New Roman" w:hAnsi="Times New Roman"/>
-              </w:rPr>
-              <w:t>审计</w:t>
-            </w:r>
-            <w:r>
-              <w:rPr>
-                <w:rFonts w:ascii="Times New Roman" w:hAnsi="Times New Roman"/>
-                <w:i/>
-              </w:rPr>
-              <w:t>（调查）</w:t>
-            </w:r>
-            <w:r>
-              <w:rPr>
-                <w:rFonts w:ascii="Times New Roman" w:hAnsi="Times New Roman"/>
-              </w:rPr>
-              <w:t>事项</w:t>
+              <w:t>{matterSummary}</w:t>
             </w:r>
           </w:p>
         </w:tc>
@@ -709,6 +609,9 @@
                 <w:rFonts w:ascii="Times New Roman" w:hAnsi="Times New Roman"/>
               </w:rPr>
             </w:pPr>
+            <w:r>
+              <w:t>{auditorName}</w:t>
+            </w:r>
           </w:p>
         </w:tc>
         <w:tc>
@@ -758,6 +661,9 @@
                 <w:rFonts w:ascii="Times New Roman" w:hAnsi="Times New Roman"/>
               </w:rPr>
             </w:pPr>
+            <w:r>
+              <w:t>{compileDate}</w:t>
+            </w:r>
           </w:p>
         </w:tc>
       </w:tr>
@@ -805,25 +711,17 @@
               </w:rPr>
             </w:pPr>
             <w:r>
+              <w:t>{providerOpinion}</w:t>
+            </w:r>
+          </w:p>
+          <w:p>
+            <w:pPr>
+              <w:jc w:val="center"/>
               <w:rPr>
                 <w:rFonts w:hint="eastAsia" w:ascii="Times New Roman" w:hAnsi="Times New Roman"/>
               </w:rPr>
-              <w:t>证据</w:t>
-            </w:r>
-          </w:p>
-          <w:p>
-            <w:pPr>
-              <w:jc w:val="center"/>
-              <w:rPr>
-                <w:rFonts w:hint="eastAsia" w:ascii="Times New Roman" w:hAnsi="Times New Roman"/>
-              </w:rPr>
-            </w:pPr>
-            <w:r>
-              <w:rPr>
-                <w:rFonts w:hint="eastAsia" w:ascii="Times New Roman" w:hAnsi="Times New Roman"/>
-              </w:rPr>
-              <w:t>提供</w:t>
-            </w:r>
+            </w:pPr>
+            <w:r/>
           </w:p>
           <w:p>
             <w:pPr>
@@ -833,19 +731,7 @@
                 <w:lang w:eastAsia="zh-CN"/>
               </w:rPr>
             </w:pPr>
-            <w:r>
-              <w:rPr>
-                <w:rFonts w:ascii="Times New Roman" w:hAnsi="Times New Roman"/>
-              </w:rPr>
-              <w:t>单位</w:t>
-            </w:r>
-            <w:r>
-              <w:rPr>
-                <w:rFonts w:hint="eastAsia" w:ascii="Times New Roman" w:hAnsi="Times New Roman"/>
-                <w:lang w:eastAsia="zh-CN"/>
-              </w:rPr>
-              <w:t>或</w:t>
-            </w:r>
+            <w:r/>
           </w:p>
           <w:p>
             <w:pPr>
@@ -855,27 +741,16 @@
                 <w:lang w:eastAsia="zh-CN"/>
               </w:rPr>
             </w:pPr>
-            <w:r>
+            <w:r/>
+          </w:p>
+          <w:p>
+            <w:pPr>
+              <w:jc w:val="center"/>
               <w:rPr>
                 <w:rFonts w:hint="eastAsia" w:ascii="Times New Roman" w:hAnsi="Times New Roman"/>
-                <w:lang w:eastAsia="zh-CN"/>
-              </w:rPr>
-              <w:t>个人</w:t>
-            </w:r>
-          </w:p>
-          <w:p>
-            <w:pPr>
-              <w:jc w:val="center"/>
-              <w:rPr>
-                <w:rFonts w:hint="eastAsia" w:ascii="Times New Roman" w:hAnsi="Times New Roman"/>
-              </w:rPr>
-            </w:pPr>
-            <w:r>
-              <w:rPr>
-                <w:rFonts w:ascii="Times New Roman" w:hAnsi="Times New Roman"/>
-              </w:rPr>
-              <w:t>意见</w:t>
-            </w:r>
+              </w:rPr>
+            </w:pPr>
+            <w:r/>
           </w:p>
         </w:tc>
         <w:tc>
@@ -989,26 +864,7 @@
               </w:rPr>
             </w:pPr>
             <w:r>
-              <w:rPr>
-                <w:rFonts w:hint="eastAsia" w:ascii="Times New Roman" w:hAnsi="Times New Roman" w:cs="Times New Roman"/>
-                <w:szCs w:val="22"/>
-              </w:rPr>
-              <w:t>证据提供单位</w:t>
-            </w:r>
-            <w:r>
-              <w:rPr>
-                <w:rFonts w:hint="eastAsia" w:ascii="Times New Roman" w:hAnsi="Times New Roman" w:cs="Times New Roman"/>
-                <w:szCs w:val="22"/>
-                <w:lang w:eastAsia="zh-CN"/>
-              </w:rPr>
-              <w:t>盖章、</w:t>
-            </w:r>
-            <w:r>
-              <w:rPr>
-                <w:rFonts w:hint="eastAsia" w:ascii="Times New Roman" w:hAnsi="Times New Roman" w:cs="Times New Roman"/>
-                <w:szCs w:val="22"/>
-              </w:rPr>
-              <w:t>负责人或者其确定的人员签名</w:t>
+              <w:t>{providerSignature}</w:t>
             </w:r>
           </w:p>
         </w:tc>
@@ -1079,6 +935,9 @@
                 <w:rFonts w:ascii="Times New Roman" w:hAnsi="Times New Roman"/>
               </w:rPr>
             </w:pPr>
+            <w:r>
+              <w:t>{feedbackDeadline}</w:t>
+            </w:r>
           </w:p>
         </w:tc>
       </w:tr>

--- a/resources/templates/11审计取证单.docx
+++ b/resources/templates/11审计取证单.docx
@@ -33,13 +33,65 @@
         </w:rPr>
       </w:pPr>
       <w:r>
-        <w:t xml:space="preserve">编号：{serialNumber}      </w:t>
+        <w:rPr>
+          <w:rFonts w:hint="eastAsia" w:ascii="Times New Roman" w:hAnsi="Times New Roman"/>
+          <w:lang w:eastAsia="zh-CN"/>
+        </w:rPr>
+        <w:t>编号：</w:t>
+      </w:r>
+      <w:r>
+        <w:rPr>
+          <w:rFonts w:ascii="Times New Roman" w:hAnsi="Times New Roman"/>
+        </w:rPr>
+        <w:t xml:space="preserve">      </w:t>
+      </w:r>
+      <w:r>
+        <w:rPr>
+          <w:rFonts w:ascii="Times New Roman" w:hAnsi="Times New Roman"/>
+        </w:rPr>
         <w:tab/>
+      </w:r>
+      <w:r>
+        <w:rPr>
+          <w:rFonts w:ascii="Times New Roman" w:hAnsi="Times New Roman"/>
+        </w:rPr>
         <w:tab/>
+      </w:r>
+      <w:r>
+        <w:rPr>
+          <w:rFonts w:ascii="Times New Roman" w:hAnsi="Times New Roman"/>
+        </w:rPr>
         <w:tab/>
+      </w:r>
+      <w:r>
+        <w:rPr>
+          <w:rFonts w:ascii="Times New Roman" w:hAnsi="Times New Roman"/>
+        </w:rPr>
         <w:tab/>
+      </w:r>
+      <w:r>
+        <w:rPr>
+          <w:rFonts w:ascii="Times New Roman" w:hAnsi="Times New Roman"/>
+        </w:rPr>
         <w:tab/>
-        <w:t xml:space="preserve">                             第     页（共    页）</w:t>
+      </w:r>
+      <w:r>
+        <w:rPr>
+          <w:rFonts w:ascii="Times New Roman" w:hAnsi="Times New Roman"/>
+        </w:rPr>
+        <w:t xml:space="preserve">                          </w:t>
+      </w:r>
+      <w:r>
+        <w:rPr>
+          <w:rFonts w:hint="eastAsia" w:ascii="Times New Roman" w:hAnsi="Times New Roman"/>
+        </w:rPr>
+        <w:t xml:space="preserve">   </w:t>
+      </w:r>
+      <w:r>
+        <w:rPr>
+          <w:rFonts w:ascii="Times New Roman" w:hAnsi="Times New Roman"/>
+        </w:rPr>
+        <w:t>第     页（共    页）</w:t>
       </w:r>
     </w:p>
     <w:tbl>
@@ -76,22 +128,6 @@
         <w:gridCol w:w="1467"/>
       </w:tblGrid>
       <w:tr>
-        <w:tblPrEx>
-          <w:tblBorders>
-            <w:top w:val="single" w:color="auto" w:sz="4" w:space="0"/>
-            <w:left w:val="single" w:color="auto" w:sz="4" w:space="0"/>
-            <w:bottom w:val="single" w:color="auto" w:sz="4" w:space="0"/>
-            <w:right w:val="single" w:color="auto" w:sz="4" w:space="0"/>
-            <w:insideH w:val="single" w:color="auto" w:sz="4" w:space="0"/>
-            <w:insideV w:val="single" w:color="auto" w:sz="4" w:space="0"/>
-          </w:tblBorders>
-          <w:tblCellMar>
-            <w:top w:w="0" w:type="dxa"/>
-            <w:left w:w="108" w:type="dxa"/>
-            <w:bottom w:w="0" w:type="dxa"/>
-            <w:right w:w="108" w:type="dxa"/>
-          </w:tblCellMar>
-        </w:tblPrEx>
         <w:trPr>
           <w:trHeight w:val="630" w:hRule="atLeast"/>
           <w:jc w:val="center"/>
@@ -111,7 +147,10 @@
               </w:rPr>
             </w:pPr>
             <w:r>
-              <w:t>{projectName}</w:t>
+              <w:rPr>
+                <w:rFonts w:ascii="Times New Roman" w:hAnsi="Times New Roman"/>
+              </w:rPr>
+              <w:t>项目名称</w:t>
             </w:r>
           </w:p>
         </w:tc>
@@ -128,26 +167,35 @@
                 <w:rFonts w:ascii="Times New Roman" w:hAnsi="Times New Roman"/>
               </w:rPr>
             </w:pPr>
+            <w:r>
+              <w:rPr>
+                <w:rFonts w:ascii="Times New Roman" w:hAnsi="Times New Roman" w:cs="Times New Roman" w:eastAsiaTheme="minorEastAsia"/>
+                <w:b/>
+                <w:sz w:val="24"/>
+              </w:rPr>
+              <w:t>{</w:t>
+            </w:r>
+            <w:r>
+              <w:rPr>
+                <w:rFonts w:ascii="Times New Roman" w:hAnsi="Times New Roman" w:cs="Times New Roman" w:eastAsiaTheme="minorEastAsia"/>
+                <w:b w:val="0"/>
+                <w:bCs/>
+                <w:sz w:val="24"/>
+              </w:rPr>
+              <w:t>projectName</w:t>
+            </w:r>
+            <w:r>
+              <w:rPr>
+                <w:rFonts w:ascii="Times New Roman" w:hAnsi="Times New Roman" w:cs="Times New Roman" w:eastAsiaTheme="minorEastAsia"/>
+                <w:b/>
+                <w:sz w:val="24"/>
+              </w:rPr>
+              <w:t>}</w:t>
+            </w:r>
           </w:p>
         </w:tc>
       </w:tr>
       <w:tr>
-        <w:tblPrEx>
-          <w:tblBorders>
-            <w:top w:val="single" w:color="auto" w:sz="4" w:space="0"/>
-            <w:left w:val="single" w:color="auto" w:sz="4" w:space="0"/>
-            <w:bottom w:val="single" w:color="auto" w:sz="4" w:space="0"/>
-            <w:right w:val="single" w:color="auto" w:sz="4" w:space="0"/>
-            <w:insideH w:val="single" w:color="auto" w:sz="4" w:space="0"/>
-            <w:insideV w:val="single" w:color="auto" w:sz="4" w:space="0"/>
-          </w:tblBorders>
-          <w:tblCellMar>
-            <w:top w:w="0" w:type="dxa"/>
-            <w:left w:w="108" w:type="dxa"/>
-            <w:bottom w:w="0" w:type="dxa"/>
-            <w:right w:w="108" w:type="dxa"/>
-          </w:tblCellMar>
-        </w:tblPrEx>
         <w:trPr>
           <w:trHeight w:val="630" w:hRule="atLeast"/>
           <w:jc w:val="center"/>
@@ -167,7 +215,17 @@
               </w:rPr>
             </w:pPr>
             <w:r>
-              <w:t>{auditedUnit}</w:t>
+              <w:rPr>
+                <w:rFonts w:ascii="Times New Roman" w:hAnsi="Times New Roman"/>
+              </w:rPr>
+              <w:t>被审计</w:t>
+            </w:r>
+            <w:r>
+              <w:rPr>
+                <w:rFonts w:hint="eastAsia" w:ascii="Times New Roman" w:hAnsi="Times New Roman"/>
+                <w:i/>
+              </w:rPr>
+              <w:t>（调查）</w:t>
             </w:r>
           </w:p>
           <w:p>
@@ -177,7 +235,18 @@
                 <w:rFonts w:hint="eastAsia" w:ascii="Times New Roman" w:hAnsi="Times New Roman"/>
               </w:rPr>
             </w:pPr>
-            <w:r/>
+            <w:r>
+              <w:rPr>
+                <w:rFonts w:ascii="Times New Roman" w:hAnsi="Times New Roman"/>
+              </w:rPr>
+              <w:t>单位</w:t>
+            </w:r>
+            <w:r>
+              <w:rPr>
+                <w:rFonts w:hint="eastAsia" w:ascii="Times New Roman" w:hAnsi="Times New Roman"/>
+              </w:rPr>
+              <w:t>或个人</w:t>
+            </w:r>
           </w:p>
         </w:tc>
         <w:tc>
@@ -193,26 +262,35 @@
                 <w:rFonts w:ascii="Times New Roman" w:hAnsi="Times New Roman"/>
               </w:rPr>
             </w:pPr>
+            <w:r>
+              <w:rPr>
+                <w:rFonts w:ascii="Times New Roman" w:hAnsi="Times New Roman" w:cs="Times New Roman" w:eastAsiaTheme="minorEastAsia"/>
+                <w:b/>
+                <w:sz w:val="24"/>
+              </w:rPr>
+              <w:t>{</w:t>
+            </w:r>
+            <w:r>
+              <w:rPr>
+                <w:rFonts w:ascii="Times New Roman" w:hAnsi="Times New Roman" w:cs="Times New Roman" w:eastAsiaTheme="minorEastAsia"/>
+                <w:b w:val="0"/>
+                <w:bCs/>
+                <w:sz w:val="24"/>
+              </w:rPr>
+              <w:t>auditedUnit</w:t>
+            </w:r>
+            <w:r>
+              <w:rPr>
+                <w:rFonts w:ascii="Times New Roman" w:hAnsi="Times New Roman" w:cs="Times New Roman" w:eastAsiaTheme="minorEastAsia"/>
+                <w:b/>
+                <w:sz w:val="24"/>
+              </w:rPr>
+              <w:t>}</w:t>
+            </w:r>
           </w:p>
         </w:tc>
       </w:tr>
       <w:tr>
-        <w:tblPrEx>
-          <w:tblBorders>
-            <w:top w:val="single" w:color="auto" w:sz="4" w:space="0"/>
-            <w:left w:val="single" w:color="auto" w:sz="4" w:space="0"/>
-            <w:bottom w:val="single" w:color="auto" w:sz="4" w:space="0"/>
-            <w:right w:val="single" w:color="auto" w:sz="4" w:space="0"/>
-            <w:insideH w:val="single" w:color="auto" w:sz="4" w:space="0"/>
-            <w:insideV w:val="single" w:color="auto" w:sz="4" w:space="0"/>
-          </w:tblBorders>
-          <w:tblCellMar>
-            <w:top w:w="0" w:type="dxa"/>
-            <w:left w:w="108" w:type="dxa"/>
-            <w:bottom w:w="0" w:type="dxa"/>
-            <w:right w:w="108" w:type="dxa"/>
-          </w:tblCellMar>
-        </w:tblPrEx>
         <w:trPr>
           <w:trHeight w:val="630" w:hRule="atLeast"/>
           <w:jc w:val="center"/>
@@ -232,7 +310,23 @@
               </w:rPr>
             </w:pPr>
             <w:r>
-              <w:t>{matterSummary}</w:t>
+              <w:rPr>
+                <w:rFonts w:ascii="Times New Roman" w:hAnsi="Times New Roman"/>
+              </w:rPr>
+              <w:t>审计</w:t>
+            </w:r>
+            <w:r>
+              <w:rPr>
+                <w:rFonts w:ascii="Times New Roman" w:hAnsi="Times New Roman"/>
+                <w:i/>
+              </w:rPr>
+              <w:t>（调查）</w:t>
+            </w:r>
+            <w:r>
+              <w:rPr>
+                <w:rFonts w:ascii="Times New Roman" w:hAnsi="Times New Roman"/>
+              </w:rPr>
+              <w:t>事项</w:t>
             </w:r>
           </w:p>
         </w:tc>
@@ -246,29 +340,30 @@
           <w:p>
             <w:pPr>
               <w:rPr>
-                <w:rFonts w:ascii="Times New Roman" w:hAnsi="Times New Roman"/>
-              </w:rPr>
-            </w:pPr>
+                <w:rFonts w:hint="default" w:ascii="Times New Roman" w:hAnsi="Times New Roman" w:eastAsia="宋体"/>
+                <w:lang w:val="en-US" w:eastAsia="zh-CN"/>
+              </w:rPr>
+            </w:pPr>
+            <w:r>
+              <w:rPr>
+                <w:rFonts w:hint="default" w:ascii="Times New Roman" w:hAnsi="Times New Roman"/>
+                <w:lang w:val="en-US" w:eastAsia="zh-CN"/>
+              </w:rPr>
+              <w:t>{auditedItems</w:t>
+            </w:r>
+            <w:bookmarkStart w:id="0" w:name="_GoBack"/>
+            <w:bookmarkEnd w:id="0"/>
+            <w:r>
+              <w:rPr>
+                <w:rFonts w:hint="default" w:ascii="Times New Roman" w:hAnsi="Times New Roman"/>
+                <w:lang w:val="en-US" w:eastAsia="zh-CN"/>
+              </w:rPr>
+              <w:t>}</w:t>
+            </w:r>
           </w:p>
         </w:tc>
       </w:tr>
       <w:tr>
-        <w:tblPrEx>
-          <w:tblBorders>
-            <w:top w:val="single" w:color="auto" w:sz="4" w:space="0"/>
-            <w:left w:val="single" w:color="auto" w:sz="4" w:space="0"/>
-            <w:bottom w:val="single" w:color="auto" w:sz="4" w:space="0"/>
-            <w:right w:val="single" w:color="auto" w:sz="4" w:space="0"/>
-            <w:insideH w:val="single" w:color="auto" w:sz="4" w:space="0"/>
-            <w:insideV w:val="single" w:color="auto" w:sz="4" w:space="0"/>
-          </w:tblBorders>
-          <w:tblCellMar>
-            <w:top w:w="0" w:type="dxa"/>
-            <w:left w:w="108" w:type="dxa"/>
-            <w:bottom w:w="0" w:type="dxa"/>
-            <w:right w:w="108" w:type="dxa"/>
-          </w:tblCellMar>
-        </w:tblPrEx>
         <w:trPr>
           <w:cantSplit/>
           <w:trHeight w:val="2840" w:hRule="atLeast"/>
@@ -542,22 +637,6 @@
         </w:tc>
       </w:tr>
       <w:tr>
-        <w:tblPrEx>
-          <w:tblBorders>
-            <w:top w:val="single" w:color="auto" w:sz="4" w:space="0"/>
-            <w:left w:val="single" w:color="auto" w:sz="4" w:space="0"/>
-            <w:bottom w:val="single" w:color="auto" w:sz="4" w:space="0"/>
-            <w:right w:val="single" w:color="auto" w:sz="4" w:space="0"/>
-            <w:insideH w:val="single" w:color="auto" w:sz="4" w:space="0"/>
-            <w:insideV w:val="single" w:color="auto" w:sz="4" w:space="0"/>
-          </w:tblBorders>
-          <w:tblCellMar>
-            <w:top w:w="0" w:type="dxa"/>
-            <w:left w:w="108" w:type="dxa"/>
-            <w:bottom w:w="0" w:type="dxa"/>
-            <w:right w:w="108" w:type="dxa"/>
-          </w:tblCellMar>
-        </w:tblPrEx>
         <w:trPr>
           <w:cantSplit/>
           <w:trHeight w:val="420" w:hRule="atLeast"/>
@@ -609,9 +688,6 @@
                 <w:rFonts w:ascii="Times New Roman" w:hAnsi="Times New Roman"/>
               </w:rPr>
             </w:pPr>
-            <w:r>
-              <w:t>{auditorName}</w:t>
-            </w:r>
           </w:p>
         </w:tc>
         <w:tc>
@@ -661,29 +737,10 @@
                 <w:rFonts w:ascii="Times New Roman" w:hAnsi="Times New Roman"/>
               </w:rPr>
             </w:pPr>
-            <w:r>
-              <w:t>{compileDate}</w:t>
-            </w:r>
           </w:p>
         </w:tc>
       </w:tr>
       <w:tr>
-        <w:tblPrEx>
-          <w:tblBorders>
-            <w:top w:val="single" w:color="auto" w:sz="4" w:space="0"/>
-            <w:left w:val="single" w:color="auto" w:sz="4" w:space="0"/>
-            <w:bottom w:val="single" w:color="auto" w:sz="4" w:space="0"/>
-            <w:right w:val="single" w:color="auto" w:sz="4" w:space="0"/>
-            <w:insideH w:val="single" w:color="auto" w:sz="4" w:space="0"/>
-            <w:insideV w:val="single" w:color="auto" w:sz="4" w:space="0"/>
-          </w:tblBorders>
-          <w:tblCellMar>
-            <w:top w:w="0" w:type="dxa"/>
-            <w:left w:w="108" w:type="dxa"/>
-            <w:bottom w:w="0" w:type="dxa"/>
-            <w:right w:w="108" w:type="dxa"/>
-          </w:tblCellMar>
-        </w:tblPrEx>
         <w:trPr>
           <w:cantSplit/>
           <w:trHeight w:val="1358" w:hRule="atLeast"/>
@@ -711,7 +768,10 @@
               </w:rPr>
             </w:pPr>
             <w:r>
-              <w:t>{providerOpinion}</w:t>
+              <w:rPr>
+                <w:rFonts w:hint="eastAsia" w:ascii="Times New Roman" w:hAnsi="Times New Roman"/>
+              </w:rPr>
+              <w:t>证据</w:t>
             </w:r>
           </w:p>
           <w:p>
@@ -721,7 +781,12 @@
                 <w:rFonts w:hint="eastAsia" w:ascii="Times New Roman" w:hAnsi="Times New Roman"/>
               </w:rPr>
             </w:pPr>
-            <w:r/>
+            <w:r>
+              <w:rPr>
+                <w:rFonts w:hint="eastAsia" w:ascii="Times New Roman" w:hAnsi="Times New Roman"/>
+              </w:rPr>
+              <w:t>提供</w:t>
+            </w:r>
           </w:p>
           <w:p>
             <w:pPr>
@@ -731,7 +796,19 @@
                 <w:lang w:eastAsia="zh-CN"/>
               </w:rPr>
             </w:pPr>
-            <w:r/>
+            <w:r>
+              <w:rPr>
+                <w:rFonts w:ascii="Times New Roman" w:hAnsi="Times New Roman"/>
+              </w:rPr>
+              <w:t>单位</w:t>
+            </w:r>
+            <w:r>
+              <w:rPr>
+                <w:rFonts w:hint="eastAsia" w:ascii="Times New Roman" w:hAnsi="Times New Roman"/>
+                <w:lang w:eastAsia="zh-CN"/>
+              </w:rPr>
+              <w:t>或</w:t>
+            </w:r>
           </w:p>
           <w:p>
             <w:pPr>
@@ -741,7 +818,13 @@
                 <w:lang w:eastAsia="zh-CN"/>
               </w:rPr>
             </w:pPr>
-            <w:r/>
+            <w:r>
+              <w:rPr>
+                <w:rFonts w:hint="eastAsia" w:ascii="Times New Roman" w:hAnsi="Times New Roman"/>
+                <w:lang w:eastAsia="zh-CN"/>
+              </w:rPr>
+              <w:t>个人</w:t>
+            </w:r>
           </w:p>
           <w:p>
             <w:pPr>
@@ -750,7 +833,12 @@
                 <w:rFonts w:hint="eastAsia" w:ascii="Times New Roman" w:hAnsi="Times New Roman"/>
               </w:rPr>
             </w:pPr>
-            <w:r/>
+            <w:r>
+              <w:rPr>
+                <w:rFonts w:ascii="Times New Roman" w:hAnsi="Times New Roman"/>
+              </w:rPr>
+              <w:t>意见</w:t>
+            </w:r>
           </w:p>
         </w:tc>
         <w:tc>
@@ -798,22 +886,6 @@
         </w:tc>
       </w:tr>
       <w:tr>
-        <w:tblPrEx>
-          <w:tblBorders>
-            <w:top w:val="single" w:color="auto" w:sz="4" w:space="0"/>
-            <w:left w:val="single" w:color="auto" w:sz="4" w:space="0"/>
-            <w:bottom w:val="single" w:color="auto" w:sz="4" w:space="0"/>
-            <w:right w:val="single" w:color="auto" w:sz="4" w:space="0"/>
-            <w:insideH w:val="single" w:color="auto" w:sz="4" w:space="0"/>
-            <w:insideV w:val="single" w:color="auto" w:sz="4" w:space="0"/>
-          </w:tblBorders>
-          <w:tblCellMar>
-            <w:top w:w="0" w:type="dxa"/>
-            <w:left w:w="108" w:type="dxa"/>
-            <w:bottom w:w="0" w:type="dxa"/>
-            <w:right w:w="108" w:type="dxa"/>
-          </w:tblCellMar>
-        </w:tblPrEx>
         <w:trPr>
           <w:cantSplit/>
           <w:trHeight w:val="1147" w:hRule="atLeast"/>
@@ -864,7 +936,26 @@
               </w:rPr>
             </w:pPr>
             <w:r>
-              <w:t>{providerSignature}</w:t>
+              <w:rPr>
+                <w:rFonts w:hint="eastAsia" w:ascii="Times New Roman" w:hAnsi="Times New Roman" w:cs="Times New Roman"/>
+                <w:szCs w:val="22"/>
+              </w:rPr>
+              <w:t>证据提供单位</w:t>
+            </w:r>
+            <w:r>
+              <w:rPr>
+                <w:rFonts w:hint="eastAsia" w:ascii="Times New Roman" w:hAnsi="Times New Roman" w:cs="Times New Roman"/>
+                <w:szCs w:val="22"/>
+                <w:lang w:eastAsia="zh-CN"/>
+              </w:rPr>
+              <w:t>盖章、</w:t>
+            </w:r>
+            <w:r>
+              <w:rPr>
+                <w:rFonts w:hint="eastAsia" w:ascii="Times New Roman" w:hAnsi="Times New Roman" w:cs="Times New Roman"/>
+                <w:szCs w:val="22"/>
+              </w:rPr>
+              <w:t>负责人或者其确定的人员签名</w:t>
             </w:r>
           </w:p>
         </w:tc>
@@ -935,9 +1026,6 @@
                 <w:rFonts w:ascii="Times New Roman" w:hAnsi="Times New Roman"/>
               </w:rPr>
             </w:pPr>
-            <w:r>
-              <w:t>{feedbackDeadline}</w:t>
-            </w:r>
           </w:p>
         </w:tc>
       </w:tr>
